--- a/.claude/skills/per-option-value/template/ESO_Report multi-batch.docx
+++ b/.claude/skills/per-option-value/template/ESO_Report multi-batch.docx
@@ -8514,46 +8514,24 @@
               <w:ind w:right="26" w:firstLine="0"/>
               <w:jc w:val="left"/>
               <w:rPr>
+                <w:rFonts w:eastAsiaTheme="minorEastAsia" w:hint="eastAsia"/>
                 <w:bCs/>
                 <w:kern w:val="0"/>
                 <w:sz w:val="20"/>
                 <w:szCs w:val="20"/>
+                <w:lang w:eastAsia="zh-CN"/>
               </w:rPr>
             </w:pPr>
             <w:r>
               <w:rPr>
-                <w:rFonts w:hint="eastAsia"/>
+                <w:rFonts w:eastAsiaTheme="minorEastAsia" w:hint="eastAsia"/>
                 <w:bCs/>
                 <w:kern w:val="0"/>
                 <w:sz w:val="20"/>
                 <w:szCs w:val="20"/>
-                <w:shd w:val="clear" w:color="auto" w:fill="EE0000"/>
-              </w:rPr>
-              <w:t>{{</w:t>
-            </w:r>
-            <w:proofErr w:type="spellStart"/>
-            <w:r>
-              <w:rPr>
-                <w:rFonts w:hint="eastAsia"/>
-                <w:bCs/>
-                <w:kern w:val="0"/>
-                <w:sz w:val="20"/>
-                <w:szCs w:val="20"/>
-                <w:shd w:val="clear" w:color="auto" w:fill="EE0000"/>
-              </w:rPr>
-              <w:t>ExerciseMultipleNote</w:t>
-            </w:r>
-            <w:proofErr w:type="spellEnd"/>
-            <w:r>
-              <w:rPr>
-                <w:rFonts w:hint="eastAsia"/>
-                <w:bCs/>
-                <w:kern w:val="0"/>
-                <w:sz w:val="20"/>
-                <w:szCs w:val="20"/>
-                <w:shd w:val="clear" w:color="auto" w:fill="EE0000"/>
-              </w:rPr>
-              <w:t>}}</w:t>
+                <w:lang w:eastAsia="zh-CN"/>
+              </w:rPr>
+              <w:t>{{ExerciseMultipleNote}}</w:t>
             </w:r>
           </w:p>
         </w:tc>
@@ -9940,7 +9918,7 @@
               <w:ind w:right="26" w:firstLine="0"/>
               <w:jc w:val="left"/>
               <w:rPr>
-                <w:rFonts w:eastAsiaTheme="minorEastAsia" w:hint="eastAsia"/>
+                <w:rFonts w:eastAsiaTheme="minorEastAsia"/>
                 <w:b/>
                 <w:kern w:val="0"/>
                 <w:sz w:val="20"/>
@@ -10002,7 +9980,7 @@
               <w:ind w:right="26" w:firstLine="0"/>
               <w:jc w:val="right"/>
               <w:rPr>
-                <w:rFonts w:eastAsiaTheme="minorEastAsia" w:hint="eastAsia"/>
+                <w:rFonts w:eastAsiaTheme="minorEastAsia"/>
                 <w:b/>
                 <w:kern w:val="0"/>
                 <w:sz w:val="20"/>

--- a/.claude/skills/per-option-value/template/ESO_Report multi-batch.docx
+++ b/.claude/skills/per-option-value/template/ESO_Report multi-batch.docx
@@ -3468,33 +3468,21 @@
               <w:rPr>
                 <w:rFonts w:ascii="Aptos" w:hAnsi="Aptos" w:cs="Open Sans"/>
               </w:rPr>
-              <w:t>[</w:t>
-            </w:r>
+              <w:t>{{</w:t>
+            </w:r>
+            <w:proofErr w:type="spellStart"/>
             <w:r>
               <w:rPr>
                 <w:rFonts w:ascii="Aptos" w:hAnsi="Aptos" w:cs="Open Sans"/>
               </w:rPr>
-              <w:t>{{</w:t>
-            </w:r>
-            <w:proofErr w:type="spellStart"/>
+              <w:t>HKAS_IAS_Desc</w:t>
+            </w:r>
+            <w:proofErr w:type="spellEnd"/>
             <w:r>
               <w:rPr>
                 <w:rFonts w:ascii="Aptos" w:hAnsi="Aptos" w:cs="Open Sans"/>
               </w:rPr>
-              <w:t>HKAS_IAS_Desc</w:t>
-            </w:r>
-            <w:proofErr w:type="spellEnd"/>
-            <w:r>
-              <w:rPr>
-                <w:rFonts w:ascii="Aptos" w:hAnsi="Aptos" w:cs="Open Sans"/>
-              </w:rPr>
               <w:t>}}</w:t>
-            </w:r>
-            <w:r>
-              <w:rPr>
-                <w:rFonts w:ascii="Aptos" w:hAnsi="Aptos" w:cs="Open Sans"/>
-              </w:rPr>
-              <w:t>]</w:t>
             </w:r>
           </w:p>
         </w:tc>
@@ -3564,13 +3552,6 @@
             </w:pPr>
             <w:r>
               <w:rPr>
-                <w:rFonts w:ascii="Aptos" w:hAnsi="Aptos" w:cs="Open Sans"/>
-                <w:lang w:eastAsia="zh-TW"/>
-              </w:rPr>
-              <w:t>[</w:t>
-            </w:r>
-            <w:r>
-              <w:rPr>
                 <w:rFonts w:ascii="Aptos" w:hAnsi="Aptos" w:cs="Open Sans" w:hint="eastAsia"/>
                 <w:lang w:eastAsia="zh-TW"/>
               </w:rPr>
@@ -3590,13 +3571,6 @@
                 <w:lang w:eastAsia="zh-TW"/>
               </w:rPr>
               <w:t>}}</w:t>
-            </w:r>
-            <w:r>
-              <w:rPr>
-                <w:rFonts w:ascii="Aptos" w:hAnsi="Aptos" w:cs="Open Sans"/>
-                <w:lang w:eastAsia="zh-TW"/>
-              </w:rPr>
-              <w:t>]</w:t>
             </w:r>
           </w:p>
         </w:tc>
@@ -3654,33 +3628,21 @@
               <w:rPr>
                 <w:rFonts w:ascii="Aptos" w:hAnsi="Aptos" w:cs="Open Sans"/>
               </w:rPr>
-              <w:t>[</w:t>
-            </w:r>
+              <w:t>{{</w:t>
+            </w:r>
+            <w:proofErr w:type="spellStart"/>
             <w:r>
               <w:rPr>
                 <w:rFonts w:ascii="Aptos" w:hAnsi="Aptos" w:cs="Open Sans"/>
               </w:rPr>
-              <w:t>{{</w:t>
-            </w:r>
-            <w:proofErr w:type="spellStart"/>
+              <w:t>HKFRS_IFRS_Desc</w:t>
+            </w:r>
+            <w:proofErr w:type="spellEnd"/>
             <w:r>
               <w:rPr>
                 <w:rFonts w:ascii="Aptos" w:hAnsi="Aptos" w:cs="Open Sans"/>
               </w:rPr>
-              <w:t>HKFRS_IFRS_Desc</w:t>
-            </w:r>
-            <w:proofErr w:type="spellEnd"/>
-            <w:r>
-              <w:rPr>
-                <w:rFonts w:ascii="Aptos" w:hAnsi="Aptos" w:cs="Open Sans"/>
-              </w:rPr>
               <w:t>}}</w:t>
-            </w:r>
-            <w:r>
-              <w:rPr>
-                <w:rFonts w:ascii="Aptos" w:hAnsi="Aptos" w:cs="Open Sans"/>
-              </w:rPr>
-              <w:t>]</w:t>
             </w:r>
           </w:p>
         </w:tc>
@@ -3817,7 +3779,7 @@
               <w:rPr>
                 <w:rFonts w:ascii="Aptos" w:hAnsi="Aptos" w:cs="Open Sans"/>
               </w:rPr>
-              <w:t>[Options granted, to subscribe 23,000,000 ordinary shares, by the Client on 13 May 2022]</w:t>
+              <w:t>Options granted, to subscribe 23,000,000 ordinary shares, by the Client on 13 May 2022</w:t>
             </w:r>
           </w:p>
         </w:tc>
@@ -4874,13 +4836,6 @@
       </w:r>
       <w:r>
         <w:rPr>
-          <w:bCs/>
-          <w:kern w:val="0"/>
-        </w:rPr>
-        <w:t>[</w:t>
-      </w:r>
-      <w:r>
-        <w:rPr>
           <w:rFonts w:cs="Open Sans"/>
         </w:rPr>
         <w:t>{{HKFRS_IFRS}}</w:t>
@@ -4890,34 +4845,13 @@
           <w:bCs/>
           <w:kern w:val="0"/>
         </w:rPr>
-        <w:t>]</w:t>
-      </w:r>
-      <w:r>
-        <w:rPr>
-          <w:bCs/>
-          <w:kern w:val="0"/>
-        </w:rPr>
         <w:t xml:space="preserve"> and the </w:t>
       </w:r>
       <w:r>
         <w:rPr>
-          <w:bCs/>
-          <w:kern w:val="0"/>
-        </w:rPr>
-        <w:t>[</w:t>
-      </w:r>
-      <w:r>
-        <w:rPr>
           <w:rFonts w:cs="Open Sans"/>
         </w:rPr>
         <w:t>{{HKAS_IAS}}</w:t>
-      </w:r>
-      <w:r>
-        <w:rPr>
-          <w:bCs/>
-          <w:kern w:val="0"/>
-        </w:rPr>
-        <w:t>]</w:t>
       </w:r>
       <w:r>
         <w:rPr>
@@ -5091,50 +5025,32 @@
       </w:pPr>
       <w:r>
         <w:rPr>
-          <w:rFonts w:asciiTheme="minorEastAsia" w:eastAsiaTheme="minorEastAsia" w:hAnsiTheme="minorEastAsia" w:hint="eastAsia"/>
+          <w:rFonts w:eastAsiaTheme="minorEastAsia"/>
           <w:bCs/>
           <w:kern w:val="0"/>
           <w:lang w:eastAsia="zh-CN"/>
         </w:rPr>
-        <w:t>[</w:t>
-      </w:r>
-      <w:r>
-        <w:rPr>
-          <w:rFonts w:asciiTheme="minorEastAsia" w:eastAsiaTheme="minorEastAsia" w:hAnsiTheme="minorEastAsia" w:hint="eastAsia"/>
+        <w:t>{{</w:t>
+      </w:r>
+      <w:proofErr w:type="spellStart"/>
+      <w:r>
+        <w:rPr>
+          <w:rFonts w:eastAsiaTheme="minorEastAsia"/>
           <w:bCs/>
           <w:kern w:val="0"/>
           <w:lang w:eastAsia="zh-CN"/>
         </w:rPr>
-        <w:t>{{</w:t>
-      </w:r>
-      <w:proofErr w:type="spellStart"/>
-      <w:r>
-        <w:rPr>
-          <w:rFonts w:asciiTheme="minorEastAsia" w:eastAsiaTheme="minorEastAsia" w:hAnsiTheme="minorEastAsia" w:hint="eastAsia"/>
+        <w:t>CompanyProfile</w:t>
+      </w:r>
+      <w:proofErr w:type="spellEnd"/>
+      <w:r>
+        <w:rPr>
+          <w:rFonts w:eastAsiaTheme="minorEastAsia"/>
           <w:bCs/>
           <w:kern w:val="0"/>
           <w:lang w:eastAsia="zh-CN"/>
         </w:rPr>
-        <w:t>CompanyProfile</w:t>
-      </w:r>
-      <w:proofErr w:type="spellEnd"/>
-      <w:r>
-        <w:rPr>
-          <w:rFonts w:asciiTheme="minorEastAsia" w:eastAsiaTheme="minorEastAsia" w:hAnsiTheme="minorEastAsia" w:hint="eastAsia"/>
-          <w:bCs/>
-          <w:kern w:val="0"/>
-          <w:lang w:eastAsia="zh-CN"/>
-        </w:rPr>
         <w:t>}}</w:t>
-      </w:r>
-      <w:r>
-        <w:rPr>
-          <w:rFonts w:asciiTheme="minorEastAsia" w:eastAsiaTheme="minorEastAsia" w:hAnsiTheme="minorEastAsia" w:hint="eastAsia"/>
-          <w:bCs/>
-          <w:kern w:val="0"/>
-          <w:lang w:eastAsia="zh-CN"/>
-        </w:rPr>
-        <w:t>]</w:t>
       </w:r>
     </w:p>
     <w:p>
@@ -5780,10 +5696,48 @@
             </w:pPr>
             <w:r>
               <w:rPr>
+                <w:bCs/>
+                <w:kern w:val="0"/>
                 <w:sz w:val="20"/>
                 <w:szCs w:val="20"/>
               </w:rPr>
               <w:t>{{</w:t>
+            </w:r>
+            <w:proofErr w:type="spellStart"/>
+            <w:r>
+              <w:rPr>
+                <w:bCs/>
+                <w:kern w:val="0"/>
+                <w:sz w:val="20"/>
+                <w:szCs w:val="20"/>
+              </w:rPr>
+              <w:t>CurrencyUnit</w:t>
+            </w:r>
+            <w:proofErr w:type="spellEnd"/>
+            <w:proofErr w:type="gramStart"/>
+            <w:r>
+              <w:rPr>
+                <w:bCs/>
+                <w:kern w:val="0"/>
+                <w:sz w:val="20"/>
+                <w:szCs w:val="20"/>
+              </w:rPr>
+              <w:t>}}</w:t>
+            </w:r>
+            <w:r>
+              <w:rPr>
+                <w:sz w:val="20"/>
+                <w:szCs w:val="20"/>
+              </w:rPr>
+              <w:t>{</w:t>
+            </w:r>
+            <w:proofErr w:type="gramEnd"/>
+            <w:r>
+              <w:rPr>
+                <w:sz w:val="20"/>
+                <w:szCs w:val="20"/>
+              </w:rPr>
+              <w:t>{</w:t>
             </w:r>
             <w:proofErr w:type="spellStart"/>
             <w:r>
@@ -8514,7 +8468,7 @@
               <w:ind w:right="26" w:firstLine="0"/>
               <w:jc w:val="left"/>
               <w:rPr>
-                <w:rFonts w:eastAsiaTheme="minorEastAsia" w:hint="eastAsia"/>
+                <w:rFonts w:eastAsiaTheme="minorEastAsia"/>
                 <w:bCs/>
                 <w:kern w:val="0"/>
                 <w:sz w:val="20"/>
@@ -9571,7 +9525,7 @@
           <w:bCs/>
           <w:kern w:val="0"/>
         </w:rPr>
-        <w:t>Our opinion of value is presented in [</w:t>
+        <w:t xml:space="preserve">Our opinion of value is presented in </w:t>
       </w:r>
       <w:r>
         <w:rPr>
@@ -9601,7 +9555,7 @@
           <w:bCs/>
           <w:kern w:val="0"/>
         </w:rPr>
-        <w:t>] unless otherwise stated.</w:t>
+        <w:t xml:space="preserve"> unless otherwise stated.</w:t>
       </w:r>
     </w:p>
     <w:p>
@@ -13269,7 +13223,7 @@
               </v:handles>
               <o:lock v:ext="edit" text="t" shapetype="t"/>
             </v:shapetype>
-            <v:shape id="PowerPlusWaterMarkObject357831064" o:spid="_x0000_s1025" type="#_x0000_t136" style="position:absolute;left:0;text-align:left;margin-left:0;margin-top:0;width:412.4pt;height:247.45pt;rotation:315;z-index:-251657728;mso-position-horizontal:center;mso-position-horizontal-relative:margin;mso-position-vertical:center;mso-position-vertical-relative:margin" o:allowincell="f" fillcolor="silver" stroked="f">
+            <v:shape id="PowerPlusWaterMarkObject357831064" o:spid="_x0000_s1025" type="#_x0000_t136" alt="" style="position:absolute;left:0;text-align:left;margin-left:0;margin-top:0;width:412.4pt;height:247.45pt;rotation:315;z-index:-251657728;mso-wrap-edited:f;mso-width-percent:0;mso-height-percent:0;mso-position-horizontal:center;mso-position-horizontal-relative:margin;mso-position-vertical:center;mso-position-vertical-relative:margin;mso-width-percent:0;mso-height-percent:0" o:allowincell="f" fillcolor="silver" stroked="f">
               <v:fill opacity=".5"/>
               <v:textpath style="font-family:&quot;Calibri&quot;;font-size:1pt" string="DRAFT"/>
               <w10:wrap anchorx="margin" anchory="margin"/>

--- a/.claude/skills/per-option-value/template/ESO_Report multi-batch.docx
+++ b/.claude/skills/per-option-value/template/ESO_Report multi-batch.docx
@@ -1934,7 +1934,23 @@
                 <w:b/>
                 <w:color w:val="262626"/>
               </w:rPr>
-              <w:t>{{ReferenceNumber}}</w:t>
+              <w:t>{{</w:t>
+            </w:r>
+            <w:proofErr w:type="spellStart"/>
+            <w:r>
+              <w:rPr>
+                <w:b/>
+                <w:color w:val="262626"/>
+              </w:rPr>
+              <w:t>ReferenceNumber</w:t>
+            </w:r>
+            <w:proofErr w:type="spellEnd"/>
+            <w:r>
+              <w:rPr>
+                <w:b/>
+                <w:color w:val="262626"/>
+              </w:rPr>
+              <w:t>}}</w:t>
             </w:r>
           </w:p>
         </w:tc>
@@ -4593,6 +4609,7 @@
           <w:kern w:val="0"/>
         </w:rPr>
       </w:pPr>
+      <w:proofErr w:type="spellStart"/>
       <w:r>
         <w:rPr>
           <w:bCs/>
@@ -4600,6 +4617,7 @@
         </w:rPr>
         <w:t>Graval</w:t>
       </w:r>
+      <w:proofErr w:type="spellEnd"/>
       <w:r>
         <w:rPr>
           <w:bCs/>
@@ -5319,7 +5337,7 @@
           <w:kern w:val="0"/>
         </w:rPr>
         <w:lastRenderedPageBreak/>
-        <w:t xml:space="preserve">[Pursuant to the announcement dated </w:t>
+        <w:t xml:space="preserve">Pursuant to the announcement dated </w:t>
       </w:r>
       <w:r>
         <w:rPr>
@@ -5402,7 +5420,7 @@
           <w:bCs/>
           <w:kern w:val="0"/>
         </w:rPr>
-        <w:t>ordinary shares of the Client.]</w:t>
+        <w:t>ordinary shares of the Client.</w:t>
       </w:r>
     </w:p>
     <w:p>
@@ -5714,7 +5732,6 @@
               <w:t>CurrencyUnit</w:t>
             </w:r>
             <w:proofErr w:type="spellEnd"/>
-            <w:proofErr w:type="gramStart"/>
             <w:r>
               <w:rPr>
                 <w:bCs/>
@@ -5729,15 +5746,7 @@
                 <w:sz w:val="20"/>
                 <w:szCs w:val="20"/>
               </w:rPr>
-              <w:t>{</w:t>
-            </w:r>
-            <w:proofErr w:type="gramEnd"/>
-            <w:r>
-              <w:rPr>
-                <w:sz w:val="20"/>
-                <w:szCs w:val="20"/>
-              </w:rPr>
-              <w:t>{</w:t>
+              <w:t>{{</w:t>
             </w:r>
             <w:proofErr w:type="spellStart"/>
             <w:r>
@@ -5961,7 +5970,23 @@
                 <w:sz w:val="20"/>
                 <w:szCs w:val="20"/>
               </w:rPr>
-              <w:t>{{TimeToVest}}</w:t>
+              <w:t>{{</w:t>
+            </w:r>
+            <w:proofErr w:type="spellStart"/>
+            <w:r>
+              <w:rPr>
+                <w:sz w:val="20"/>
+                <w:szCs w:val="20"/>
+              </w:rPr>
+              <w:t>TimeToVest</w:t>
+            </w:r>
+            <w:proofErr w:type="spellEnd"/>
+            <w:r>
+              <w:rPr>
+                <w:sz w:val="20"/>
+                <w:szCs w:val="20"/>
+              </w:rPr>
+              <w:t>}}</w:t>
             </w:r>
           </w:p>
         </w:tc>
@@ -6087,21 +6112,7 @@
           <w:bCs/>
           <w:kern w:val="0"/>
         </w:rPr>
-        <w:t>[</w:t>
-      </w:r>
-      <w:r>
-        <w:rPr>
-          <w:bCs/>
-          <w:kern w:val="0"/>
-        </w:rPr>
         <w:t>HKEX news</w:t>
-      </w:r>
-      <w:r>
-        <w:rPr>
-          <w:bCs/>
-          <w:kern w:val="0"/>
-        </w:rPr>
-        <w:t>]</w:t>
       </w:r>
       <w:r>
         <w:rPr>
@@ -7151,6 +7162,15 @@
               </w:rPr>
               <w:t>Input</w:t>
             </w:r>
+            <w:r>
+              <w:rPr>
+                <w:b/>
+                <w:kern w:val="0"/>
+                <w:sz w:val="20"/>
+                <w:szCs w:val="20"/>
+              </w:rPr>
+              <w:t xml:space="preserve">                              </w:t>
+            </w:r>
           </w:p>
         </w:tc>
         <w:tc>
@@ -7300,7 +7320,6 @@
               <w:t>CurrencyUnit</w:t>
             </w:r>
             <w:proofErr w:type="spellEnd"/>
-            <w:proofErr w:type="gramStart"/>
             <w:r>
               <w:rPr>
                 <w:bCs/>
@@ -7308,17 +7327,7 @@
                 <w:sz w:val="20"/>
                 <w:szCs w:val="20"/>
               </w:rPr>
-              <w:t>}}{</w:t>
-            </w:r>
-            <w:proofErr w:type="gramEnd"/>
-            <w:r>
-              <w:rPr>
-                <w:bCs/>
-                <w:kern w:val="0"/>
-                <w:sz w:val="20"/>
-                <w:szCs w:val="20"/>
-              </w:rPr>
-              <w:t>{</w:t>
+              <w:t>}}{{</w:t>
             </w:r>
             <w:proofErr w:type="spellStart"/>
             <w:r>
@@ -7483,7 +7492,6 @@
               <w:t>CurrencyUnit</w:t>
             </w:r>
             <w:proofErr w:type="spellEnd"/>
-            <w:proofErr w:type="gramStart"/>
             <w:r>
               <w:rPr>
                 <w:bCs/>
@@ -7491,17 +7499,7 @@
                 <w:sz w:val="20"/>
                 <w:szCs w:val="20"/>
               </w:rPr>
-              <w:t>}}{</w:t>
-            </w:r>
-            <w:proofErr w:type="gramEnd"/>
-            <w:r>
-              <w:rPr>
-                <w:bCs/>
-                <w:kern w:val="0"/>
-                <w:sz w:val="20"/>
-                <w:szCs w:val="20"/>
-              </w:rPr>
-              <w:t>{</w:t>
+              <w:t>}}{{</w:t>
             </w:r>
             <w:proofErr w:type="spellStart"/>
             <w:r>
@@ -8485,7 +8483,31 @@
                 <w:szCs w:val="20"/>
                 <w:lang w:eastAsia="zh-CN"/>
               </w:rPr>
-              <w:t>{{ExerciseMultipleNote}}</w:t>
+              <w:t>{{</w:t>
+            </w:r>
+            <w:proofErr w:type="spellStart"/>
+            <w:r>
+              <w:rPr>
+                <w:rFonts w:eastAsiaTheme="minorEastAsia" w:hint="eastAsia"/>
+                <w:bCs/>
+                <w:kern w:val="0"/>
+                <w:sz w:val="20"/>
+                <w:szCs w:val="20"/>
+                <w:lang w:eastAsia="zh-CN"/>
+              </w:rPr>
+              <w:t>ExerciseMultipleNote</w:t>
+            </w:r>
+            <w:proofErr w:type="spellEnd"/>
+            <w:r>
+              <w:rPr>
+                <w:rFonts w:eastAsiaTheme="minorEastAsia" w:hint="eastAsia"/>
+                <w:bCs/>
+                <w:kern w:val="0"/>
+                <w:sz w:val="20"/>
+                <w:szCs w:val="20"/>
+                <w:lang w:eastAsia="zh-CN"/>
+              </w:rPr>
+              <w:t>}}</w:t>
             </w:r>
           </w:p>
         </w:tc>
@@ -8540,6 +8562,7 @@
                 <w:kern w:val="0"/>
                 <w:sz w:val="20"/>
                 <w:szCs w:val="20"/>
+                <w:lang w:val="en-US"/>
               </w:rPr>
             </w:pPr>
             <w:r>
@@ -8548,8 +8571,112 @@
                 <w:kern w:val="0"/>
                 <w:sz w:val="20"/>
                 <w:szCs w:val="20"/>
-              </w:rPr>
-              <w:t>0.0</w:t>
+                <w:lang w:val="en-US"/>
+              </w:rPr>
+              <w:t>{{</w:t>
+            </w:r>
+            <w:r>
+              <w:rPr>
+                <w:bCs/>
+                <w:kern w:val="0"/>
+                <w:sz w:val="20"/>
+                <w:szCs w:val="20"/>
+                <w:lang w:val="en-HK"/>
+              </w:rPr>
+              <w:t>Post</w:t>
+            </w:r>
+            <w:r>
+              <w:rPr>
+                <w:bCs/>
+                <w:kern w:val="0"/>
+                <w:sz w:val="20"/>
+                <w:szCs w:val="20"/>
+                <w:lang w:val="en-HK"/>
+              </w:rPr>
+              <w:t>-</w:t>
+            </w:r>
+            <w:proofErr w:type="spellStart"/>
+            <w:r>
+              <w:rPr>
+                <w:bCs/>
+                <w:kern w:val="0"/>
+                <w:sz w:val="20"/>
+                <w:szCs w:val="20"/>
+                <w:lang w:val="en-HK"/>
+              </w:rPr>
+              <w:t>vestingExitRateEmployee</w:t>
+            </w:r>
+            <w:proofErr w:type="spellEnd"/>
+            <w:r>
+              <w:rPr>
+                <w:bCs/>
+                <w:kern w:val="0"/>
+                <w:sz w:val="20"/>
+                <w:szCs w:val="20"/>
+                <w:lang w:val="en-US"/>
+              </w:rPr>
+              <w:t>}}</w:t>
+            </w:r>
+          </w:p>
+          <w:p>
+            <w:pPr>
+              <w:autoSpaceDE w:val="0"/>
+              <w:autoSpaceDN w:val="0"/>
+              <w:adjustRightInd w:val="0"/>
+              <w:snapToGrid w:val="0"/>
+              <w:spacing w:line="320" w:lineRule="exact"/>
+              <w:ind w:right="26" w:firstLine="0"/>
+              <w:jc w:val="left"/>
+              <w:rPr>
+                <w:rFonts w:hint="eastAsia"/>
+                <w:bCs/>
+                <w:kern w:val="0"/>
+                <w:sz w:val="20"/>
+                <w:szCs w:val="20"/>
+                <w:lang w:val="en-HK"/>
+              </w:rPr>
+            </w:pPr>
+            <w:r>
+              <w:rPr>
+                <w:bCs/>
+                <w:kern w:val="0"/>
+                <w:sz w:val="20"/>
+                <w:szCs w:val="20"/>
+                <w:lang w:val="en-US"/>
+              </w:rPr>
+              <w:t>{{</w:t>
+            </w:r>
+            <w:r>
+              <w:rPr>
+                <w:bCs/>
+                <w:kern w:val="0"/>
+                <w:sz w:val="20"/>
+                <w:szCs w:val="20"/>
+                <w:lang w:val="en-HK"/>
+              </w:rPr>
+              <w:t>Post-</w:t>
+            </w:r>
+            <w:proofErr w:type="spellStart"/>
+            <w:r>
+              <w:rPr>
+                <w:bCs/>
+                <w:kern w:val="0"/>
+                <w:sz w:val="20"/>
+                <w:szCs w:val="20"/>
+                <w:lang w:val="en-HK"/>
+              </w:rPr>
+              <w:t>vestingExitRateEmployee</w:t>
+            </w:r>
+            <w:proofErr w:type="spellEnd"/>
+            <w:r>
+              <w:rPr>
+                <w:bCs/>
+                <w:kern w:val="0"/>
+                <w:sz w:val="20"/>
+                <w:szCs w:val="20"/>
+                <w:lang w:val="en-US"/>
+              </w:rPr>
+              <w:t>}}</w:t>
             </w:r>
           </w:p>
         </w:tc>
@@ -8825,7 +8952,6 @@
       <w:bookmarkStart w:id="52" w:name="_Toc474149070"/>
       <w:bookmarkStart w:id="53" w:name="_Toc192264813"/>
       <w:r>
-        <w:lastRenderedPageBreak/>
         <w:t>LIMITING CONDITIONS</w:t>
       </w:r>
       <w:bookmarkEnd w:id="47"/>
@@ -12454,6 +12580,7 @@
             </w:rPr>
             <w:t>{{</w:t>
           </w:r>
+          <w:proofErr w:type="spellStart"/>
           <w:r>
             <w:rPr>
               <w:i/>
@@ -12462,6 +12589,7 @@
             </w:rPr>
             <w:t>ReferenceNumber</w:t>
           </w:r>
+          <w:proofErr w:type="spellEnd"/>
           <w:r>
             <w:rPr>
               <w:i/>
@@ -12821,8 +12949,8 @@
         </mc:Choice>
         <mc:Fallback>
           <w:pict>
-            <v:group w14:anchorId="3F7B6546" id="Group 20" o:spid="_x0000_s1026" style="position:absolute;left:0;text-align:left;margin-left:426.05pt;margin-top:-26.85pt;width:28.3pt;height:27.9pt;z-index:251656704;mso-width-relative:margin;mso-height-relative:margin" coordorigin="115592,-25344" coordsize="360046,354330" o:gfxdata="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">
-              <v:shape id="Teardrop 165" o:spid="_x0000_s1027" style="position:absolute;left:148590;top:11430;width:287917;height:288107;visibility:visible;mso-wrap-style:square;v-text-anchor:middle" coordsize="287917,288107" o:spt="100" o:gfxdata="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" adj="-11796480,,5400" path="m,144054c,64495,64453,,143959,l287917,r,144054c287917,223613,223464,288108,143958,288108,64452,288108,-1,223613,-1,144054r1,xe" fillcolor="#404040 [2429]" stroked="f" strokeweight="1pt">
+            <v:group w14:anchorId="3F7B6546" id="Group 20" o:spid="_x0000_s1026" style="position:absolute;left:0;text-align:left;margin-left:426.05pt;margin-top:-26.85pt;width:28.3pt;height:27.9pt;z-index:251656704;mso-width-relative:margin;mso-height-relative:margin" coordorigin="115592,-25344" coordsize="360046,354330" o:gfxdata="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">
+              <v:shape id="Teardrop 165" o:spid="_x0000_s1027" style="position:absolute;left:148590;top:11430;width:287917;height:288107;visibility:visible;mso-wrap-style:square;v-text-anchor:middle" coordsize="287917,288107" o:spt="100" o:gfxdata="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" adj="-11796480,,5400" path="m,144054c,64495,64453,,143959,l287917,r,144054c287917,223613,223464,288108,143958,288108,64452,288108,-1,223613,-1,144054r1,xe" fillcolor="#404040 [2429]" stroked="f" strokeweight="1pt">
                 <v:stroke joinstyle="miter"/>
                 <v:formulas/>
                 <v:path arrowok="t" o:connecttype="custom" o:connectlocs="0,144054;143959,0;287917,0;287917,144054;143958,288108;-1,144054;0,144054" o:connectangles="0,0,0,0,0,0,0" textboxrect="0,0,287917,288107"/>
@@ -12963,7 +13091,7 @@
                 <v:stroke joinstyle="miter"/>
                 <v:path gradientshapeok="t" o:connecttype="rect"/>
               </v:shapetype>
-              <v:shape id="Text Box 166" o:spid="_x0000_s1028" type="#_x0000_t202" style="position:absolute;left:115592;top:-25344;width:360046;height:354330;visibility:visible;mso-wrap-style:square;v-text-anchor:middle" o:gfxdata="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" filled="f" stroked="f" strokeweight=".5pt">
+              <v:shape id="Text Box 166" o:spid="_x0000_s1028" type="#_x0000_t202" style="position:absolute;left:115592;top:-25344;width:360046;height:354330;visibility:visible;mso-wrap-style:square;v-text-anchor:middle" o:gfxdata="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" filled="f" stroked="f" strokeweight=".5pt">
                 <v:textbox>
                   <w:txbxContent>
                     <w:p>
@@ -15625,7 +15753,6 @@
   <w:style w:type="character" w:default="1" w:styleId="DefaultParagraphFont">
     <w:name w:val="Default Paragraph Font"/>
     <w:uiPriority w:val="1"/>
-    <w:semiHidden/>
     <w:unhideWhenUsed/>
   </w:style>
   <w:style w:type="table" w:default="1" w:styleId="TableNormal">

--- a/.claude/skills/per-option-value/template/ESO_Report multi-batch.docx
+++ b/.claude/skills/per-option-value/template/ESO_Report multi-batch.docx
@@ -148,7 +148,7 @@
           <w:szCs w:val="28"/>
         </w:rPr>
         <w:drawing>
-          <wp:anchor distT="0" distB="0" distL="114300" distR="114300" simplePos="0" relativeHeight="251654144" behindDoc="1" locked="0" layoutInCell="1" allowOverlap="1" wp14:anchorId="60D62088" wp14:editId="1DC1938B">
+          <wp:anchor distT="0" distB="0" distL="114300" distR="114300" simplePos="0" relativeHeight="251654144" behindDoc="1" locked="0" layoutInCell="1" allowOverlap="1" wp14:anchorId="60D62088" wp14:editId="0BBD8354">
             <wp:simplePos x="0" y="0"/>
             <wp:positionH relativeFrom="margin">
               <wp:posOffset>0</wp:posOffset>
@@ -7091,7 +7091,7 @@
       </w:tblPr>
       <w:tblGrid>
         <w:gridCol w:w="1203"/>
-        <w:gridCol w:w="3035"/>
+        <w:gridCol w:w="3045"/>
         <w:gridCol w:w="2522"/>
         <w:gridCol w:w="2331"/>
       </w:tblGrid>
@@ -8575,6 +8575,7 @@
               </w:rPr>
               <w:t>{{</w:t>
             </w:r>
+            <w:proofErr w:type="spellStart"/>
             <w:r>
               <w:rPr>
                 <w:bCs/>
@@ -8583,28 +8584,7 @@
                 <w:szCs w:val="20"/>
                 <w:lang w:val="en-HK"/>
               </w:rPr>
-              <w:t>Post</w:t>
-            </w:r>
-            <w:r>
-              <w:rPr>
-                <w:bCs/>
-                <w:kern w:val="0"/>
-                <w:sz w:val="20"/>
-                <w:szCs w:val="20"/>
-                <w:lang w:val="en-HK"/>
-              </w:rPr>
-              <w:t>-</w:t>
-            </w:r>
-            <w:proofErr w:type="spellStart"/>
-            <w:r>
-              <w:rPr>
-                <w:bCs/>
-                <w:kern w:val="0"/>
-                <w:sz w:val="20"/>
-                <w:szCs w:val="20"/>
-                <w:lang w:val="en-HK"/>
-              </w:rPr>
-              <w:t>vestingExitRateEmployee</w:t>
+              <w:t>PostvestingExitRateEmployee</w:t>
             </w:r>
             <w:proofErr w:type="spellEnd"/>
             <w:r>
@@ -8628,7 +8608,6 @@
               <w:ind w:right="26" w:firstLine="0"/>
               <w:jc w:val="left"/>
               <w:rPr>
-                <w:rFonts w:hint="eastAsia"/>
                 <w:bCs/>
                 <w:kern w:val="0"/>
                 <w:sz w:val="20"/>
@@ -8646,6 +8625,7 @@
               </w:rPr>
               <w:t>{{</w:t>
             </w:r>
+            <w:proofErr w:type="spellStart"/>
             <w:r>
               <w:rPr>
                 <w:bCs/>
@@ -8654,18 +8634,7 @@
                 <w:szCs w:val="20"/>
                 <w:lang w:val="en-HK"/>
               </w:rPr>
-              <w:t>Post-</w:t>
-            </w:r>
-            <w:proofErr w:type="spellStart"/>
-            <w:r>
-              <w:rPr>
-                <w:bCs/>
-                <w:kern w:val="0"/>
-                <w:sz w:val="20"/>
-                <w:szCs w:val="20"/>
-                <w:lang w:val="en-HK"/>
-              </w:rPr>
-              <w:t>vestingExitRateEmployee</w:t>
+              <w:t>PostvestingExitRateEmployee</w:t>
             </w:r>
             <w:proofErr w:type="spellEnd"/>
             <w:r>
@@ -8952,6 +8921,7 @@
       <w:bookmarkStart w:id="52" w:name="_Toc474149070"/>
       <w:bookmarkStart w:id="53" w:name="_Toc192264813"/>
       <w:r>
+        <w:lastRenderedPageBreak/>
         <w:t>LIMITING CONDITIONS</w:t>
       </w:r>
       <w:bookmarkEnd w:id="47"/>
@@ -15753,6 +15723,7 @@
   <w:style w:type="character" w:default="1" w:styleId="DefaultParagraphFont">
     <w:name w:val="Default Paragraph Font"/>
     <w:uiPriority w:val="1"/>
+    <w:semiHidden/>
     <w:unhideWhenUsed/>
   </w:style>
   <w:style w:type="table" w:default="1" w:styleId="TableNormal">
